--- a/api/_files/The_Mental_Health_Referral_System_California_Edition.docx
+++ b/api/_files/The_Mental_Health_Referral_System_California_Edition.docx
@@ -4895,6 +4895,1439 @@
         <w:t>Referral relationships are built over a year, not a week. A simple annual rhythm keeps them warm: introduce yourself to a set number of new sources each quarter; check in with every active referrer on a regular cycle; offer one in-service or education session per quarter; send a brief, consent-appropriate update whenever you can make a referrer look good; and review your referral-source data quarterly to see who to invest in. Consistency, not intensity, is what fills a caseload year after year.</w:t>
       </w:r>
     </w:p>
+    <w:p>
+      <w:pPr>
+        <w:pStyle w:val="Normal"/>
+        <w:keepNext w:val="true"/>
+        <w:spacing w:before="220" w:after="90"/>
+        <w:rPr/>
+      </w:pPr>
+      <w:r>
+        <w:rPr>
+          <w:rFonts w:eastAsia="Calibri" w:cs="Calibri"/>
+          <w:b/>
+          <w:bCs/>
+          <w:i w:val="false"/>
+          <w:iCs w:val="false"/>
+          <w:color w:val="1F3A5F"/>
+          <w:sz w:val="26"/>
+          <w:szCs w:val="26"/>
+        </w:rPr>
+        <w:t>Part 18 — Source-Type Playbooks: Each Referrer Is Different</w:t>
+      </w:r>
+    </w:p>
+    <w:p>
+      <w:pPr>
+        <w:pStyle w:val="Normal"/>
+        <w:spacing w:lineRule="exact" w:line="268" w:before="0" w:after="110"/>
+        <w:jc w:val="start"/>
+        <w:rPr/>
+      </w:pPr>
+      <w:r>
+        <w:rPr>
+          <w:rFonts w:eastAsia="Calibri" w:cs="Calibri"/>
+          <w:b w:val="false"/>
+          <w:bCs w:val="false"/>
+          <w:i w:val="false"/>
+          <w:iCs w:val="false"/>
+          <w:color w:val="1A1A1A"/>
+          <w:sz w:val="20"/>
+          <w:szCs w:val="20"/>
+        </w:rPr>
+        <w:t>A hospital discharge planner, a drug-court coordinator, a primary care clinic, and a child-welfare caseworker all send clients — but they have different pressures, different timelines, and different definitions of a good provider. Tailor your approach to each.</w:t>
+      </w:r>
+    </w:p>
+    <w:p>
+      <w:pPr>
+        <w:pStyle w:val="Normal"/>
+        <w:keepNext w:val="true"/>
+        <w:spacing w:before="140" w:after="60"/>
+        <w:rPr/>
+      </w:pPr>
+      <w:r>
+        <w:rPr>
+          <w:rFonts w:eastAsia="Calibri" w:cs="Calibri"/>
+          <w:b/>
+          <w:bCs/>
+          <w:i w:val="false"/>
+          <w:iCs w:val="false"/>
+          <w:color w:val="3E5871"/>
+          <w:sz w:val="21"/>
+          <w:szCs w:val="21"/>
+        </w:rPr>
+        <w:t>Hospitals &amp; emergency departments</w:t>
+      </w:r>
+    </w:p>
+    <w:p>
+      <w:pPr>
+        <w:pStyle w:val="Normal"/>
+        <w:spacing w:lineRule="exact" w:line="268" w:before="0" w:after="110"/>
+        <w:jc w:val="start"/>
+        <w:rPr/>
+      </w:pPr>
+      <w:r>
+        <w:rPr>
+          <w:rFonts w:eastAsia="Calibri" w:cs="Calibri"/>
+          <w:b w:val="false"/>
+          <w:bCs w:val="false"/>
+          <w:i w:val="false"/>
+          <w:iCs w:val="false"/>
+          <w:color w:val="1A1A1A"/>
+          <w:sz w:val="20"/>
+          <w:szCs w:val="20"/>
+        </w:rPr>
+        <w:t>Discharge planners and ED social workers are under intense time pressure and are measured on safe, timely discharges and avoiding readmissions. Win them by being reachable in real time, accepting quickly, taking the harder placements when you can, and never letting a discharged client bounce back. A same-day bed or appointment and a warm handoff are worth more here than any brochure.</w:t>
+      </w:r>
+    </w:p>
+    <w:p>
+      <w:pPr>
+        <w:pStyle w:val="Normal"/>
+        <w:keepNext w:val="true"/>
+        <w:spacing w:before="140" w:after="60"/>
+        <w:rPr/>
+      </w:pPr>
+      <w:r>
+        <w:rPr>
+          <w:rFonts w:eastAsia="Calibri" w:cs="Calibri"/>
+          <w:b/>
+          <w:bCs/>
+          <w:i w:val="false"/>
+          <w:iCs w:val="false"/>
+          <w:color w:val="3E5871"/>
+          <w:sz w:val="21"/>
+          <w:szCs w:val="21"/>
+        </w:rPr>
+        <w:t>Courts &amp; criminal justice</w:t>
+      </w:r>
+    </w:p>
+    <w:p>
+      <w:pPr>
+        <w:pStyle w:val="Normal"/>
+        <w:spacing w:lineRule="exact" w:line="268" w:before="0" w:after="110"/>
+        <w:jc w:val="start"/>
+        <w:rPr/>
+      </w:pPr>
+      <w:r>
+        <w:rPr>
+          <w:rFonts w:eastAsia="Calibri" w:cs="Calibri"/>
+          <w:b w:val="false"/>
+          <w:bCs w:val="false"/>
+          <w:i w:val="false"/>
+          <w:iCs w:val="false"/>
+          <w:color w:val="1A1A1A"/>
+          <w:sz w:val="20"/>
+          <w:szCs w:val="20"/>
+        </w:rPr>
+        <w:t>Drug courts, mental health courts, probation, parole, and reentry programs need compliance and communication above all: attendance, drug-screen results, progress, and prompt notice of any problem — all within consent. They send steady volume to providers who report reliably and never leave a coordinator surprised in front of a judge. Learn each program's reporting expectations and meet them without being chased.</w:t>
+      </w:r>
+    </w:p>
+    <w:p>
+      <w:pPr>
+        <w:pStyle w:val="Normal"/>
+        <w:keepNext w:val="true"/>
+        <w:spacing w:before="140" w:after="60"/>
+        <w:rPr/>
+      </w:pPr>
+      <w:r>
+        <w:rPr>
+          <w:rFonts w:eastAsia="Calibri" w:cs="Calibri"/>
+          <w:b/>
+          <w:bCs/>
+          <w:i w:val="false"/>
+          <w:iCs w:val="false"/>
+          <w:color w:val="3E5871"/>
+          <w:sz w:val="21"/>
+          <w:szCs w:val="21"/>
+        </w:rPr>
+        <w:t>Primary care &amp; FQHCs</w:t>
+      </w:r>
+    </w:p>
+    <w:p>
+      <w:pPr>
+        <w:pStyle w:val="Normal"/>
+        <w:spacing w:lineRule="exact" w:line="268" w:before="0" w:after="110"/>
+        <w:jc w:val="start"/>
+        <w:rPr/>
+      </w:pPr>
+      <w:r>
+        <w:rPr>
+          <w:rFonts w:eastAsia="Calibri" w:cs="Calibri"/>
+          <w:b w:val="false"/>
+          <w:bCs w:val="false"/>
+          <w:i w:val="false"/>
+          <w:iCs w:val="false"/>
+          <w:color w:val="1A1A1A"/>
+          <w:sz w:val="20"/>
+          <w:szCs w:val="20"/>
+        </w:rPr>
+        <w:t>Primary care providers and federally qualified health centers increasingly screen for depression and substance use and need somewhere to send positive screens. They value an easy referral path, feedback that the patient connected, and help closing the loop so the screening counts. Offer a simple referral route and a promise to report back, and you become their default.</w:t>
+      </w:r>
+    </w:p>
+    <w:p>
+      <w:pPr>
+        <w:pStyle w:val="Normal"/>
+        <w:keepNext w:val="true"/>
+        <w:spacing w:before="140" w:after="60"/>
+        <w:rPr/>
+      </w:pPr>
+      <w:r>
+        <w:rPr>
+          <w:rFonts w:eastAsia="Calibri" w:cs="Calibri"/>
+          <w:b/>
+          <w:bCs/>
+          <w:i w:val="false"/>
+          <w:iCs w:val="false"/>
+          <w:color w:val="3E5871"/>
+          <w:sz w:val="21"/>
+          <w:szCs w:val="21"/>
+        </w:rPr>
+        <w:t>Schools, child welfare &amp; social services</w:t>
+      </w:r>
+    </w:p>
+    <w:p>
+      <w:pPr>
+        <w:pStyle w:val="Normal"/>
+        <w:spacing w:lineRule="exact" w:line="268" w:before="0" w:after="110"/>
+        <w:jc w:val="start"/>
+        <w:rPr/>
+      </w:pPr>
+      <w:r>
+        <w:rPr>
+          <w:rFonts w:eastAsia="Calibri" w:cs="Calibri"/>
+          <w:b w:val="false"/>
+          <w:bCs w:val="false"/>
+          <w:i w:val="false"/>
+          <w:iCs w:val="false"/>
+          <w:color w:val="1A1A1A"/>
+          <w:sz w:val="20"/>
+          <w:szCs w:val="20"/>
+        </w:rPr>
+        <w:t>School counselors, child-welfare caseworkers, and social-service agencies refer children, families, and adults in crisis. They need responsiveness, cultural fit, help navigating benefits and transportation, and respectful communication. Being easy to work with and following through is what earns repeat referrals from this group.</w:t>
+      </w:r>
+    </w:p>
+    <w:p>
+      <w:pPr>
+        <w:pStyle w:val="Normal"/>
+        <w:keepNext w:val="true"/>
+        <w:spacing w:before="220" w:after="90"/>
+        <w:rPr/>
+      </w:pPr>
+      <w:r>
+        <w:rPr>
+          <w:rFonts w:eastAsia="Calibri" w:cs="Calibri"/>
+          <w:b/>
+          <w:bCs/>
+          <w:i w:val="false"/>
+          <w:iCs w:val="false"/>
+          <w:color w:val="1F3A5F"/>
+          <w:sz w:val="26"/>
+          <w:szCs w:val="26"/>
+        </w:rPr>
+        <w:t>Part 19 — Your Digital Front Door</w:t>
+      </w:r>
+    </w:p>
+    <w:p>
+      <w:pPr>
+        <w:pStyle w:val="Normal"/>
+        <w:spacing w:lineRule="exact" w:line="268" w:before="0" w:after="110"/>
+        <w:jc w:val="start"/>
+        <w:rPr/>
+      </w:pPr>
+      <w:r>
+        <w:rPr>
+          <w:rFonts w:eastAsia="Calibri" w:cs="Calibri"/>
+          <w:b w:val="false"/>
+          <w:bCs w:val="false"/>
+          <w:i w:val="false"/>
+          <w:iCs w:val="false"/>
+          <w:color w:val="1A1A1A"/>
+          <w:sz w:val="20"/>
+          <w:szCs w:val="20"/>
+        </w:rPr>
+        <w:t>Before a coordinator or family refers to you, they look you up. Your online presence either confirms you are credible and reachable or quietly sends the referral elsewhere. Treat these as the front door to your program.</w:t>
+      </w:r>
+    </w:p>
+    <w:p>
+      <w:pPr>
+        <w:pStyle w:val="ListParagraph"/>
+        <w:numPr>
+          <w:ilvl w:val="0"/>
+          <w:numId w:val="1"/>
+        </w:numPr>
+        <w:spacing w:lineRule="exact" w:line="268" w:before="0" w:after="60"/>
+        <w:rPr/>
+      </w:pPr>
+      <w:r>
+        <w:rPr>
+          <w:rFonts w:eastAsia="Calibri" w:cs="Calibri"/>
+          <w:b/>
+          <w:bCs/>
+          <w:i w:val="false"/>
+          <w:iCs w:val="false"/>
+          <w:color w:val="1A1A1A"/>
+          <w:sz w:val="20"/>
+          <w:szCs w:val="20"/>
+        </w:rPr>
+        <w:t xml:space="preserve">Google Business Profile. </w:t>
+      </w:r>
+      <w:r>
+        <w:rPr>
+          <w:rFonts w:eastAsia="Calibri" w:cs="Calibri"/>
+          <w:b w:val="false"/>
+          <w:bCs w:val="false"/>
+          <w:i w:val="false"/>
+          <w:iCs w:val="false"/>
+          <w:color w:val="1A1A1A"/>
+          <w:sz w:val="20"/>
+          <w:szCs w:val="20"/>
+        </w:rPr>
+        <w:t>Claim and complete it: accurate name, address, phone, hours, services, and photos. This is often the first thing a referrer or family sees. Keep it current and respond to reviews professionally.</w:t>
+      </w:r>
+    </w:p>
+    <w:p>
+      <w:pPr>
+        <w:pStyle w:val="ListParagraph"/>
+        <w:numPr>
+          <w:ilvl w:val="0"/>
+          <w:numId w:val="1"/>
+        </w:numPr>
+        <w:spacing w:lineRule="exact" w:line="268" w:before="0" w:after="60"/>
+        <w:rPr/>
+      </w:pPr>
+      <w:r>
+        <w:rPr>
+          <w:rFonts w:eastAsia="Calibri" w:cs="Calibri"/>
+          <w:b/>
+          <w:bCs/>
+          <w:i w:val="false"/>
+          <w:iCs w:val="false"/>
+          <w:color w:val="1A1A1A"/>
+          <w:sz w:val="20"/>
+          <w:szCs w:val="20"/>
+        </w:rPr>
+        <w:t xml:space="preserve">Provider directories. </w:t>
+      </w:r>
+      <w:r>
+        <w:rPr>
+          <w:rFonts w:eastAsia="Calibri" w:cs="Calibri"/>
+          <w:b w:val="false"/>
+          <w:bCs w:val="false"/>
+          <w:i w:val="false"/>
+          <w:iCs w:val="false"/>
+          <w:color w:val="1A1A1A"/>
+          <w:sz w:val="20"/>
+          <w:szCs w:val="20"/>
+        </w:rPr>
+        <w:t>Make sure you are listed and accurate in the directories referrers actually use — Psychology Today, SAMHSA's treatment locator, your Medicaid plan and county directories, and any state or crisis-line referral platform. An out-of-date directory entry is a lost referral.</w:t>
+      </w:r>
+    </w:p>
+    <w:p>
+      <w:pPr>
+        <w:pStyle w:val="ListParagraph"/>
+        <w:numPr>
+          <w:ilvl w:val="0"/>
+          <w:numId w:val="1"/>
+        </w:numPr>
+        <w:spacing w:lineRule="exact" w:line="268" w:before="0" w:after="60"/>
+        <w:rPr/>
+      </w:pPr>
+      <w:r>
+        <w:rPr>
+          <w:rFonts w:eastAsia="Calibri" w:cs="Calibri"/>
+          <w:b/>
+          <w:bCs/>
+          <w:i w:val="false"/>
+          <w:iCs w:val="false"/>
+          <w:color w:val="1A1A1A"/>
+          <w:sz w:val="20"/>
+          <w:szCs w:val="20"/>
+        </w:rPr>
+        <w:t xml:space="preserve">Payer &amp; network directories. </w:t>
+      </w:r>
+      <w:r>
+        <w:rPr>
+          <w:rFonts w:eastAsia="Calibri" w:cs="Calibri"/>
+          <w:b w:val="false"/>
+          <w:bCs w:val="false"/>
+          <w:i w:val="false"/>
+          <w:iCs w:val="false"/>
+          <w:color w:val="1A1A1A"/>
+          <w:sz w:val="20"/>
+          <w:szCs w:val="20"/>
+        </w:rPr>
+        <w:t>Confirm every plan you accept lists you correctly, with current contact and availability. Coordinators filter by network first.</w:t>
+      </w:r>
+    </w:p>
+    <w:p>
+      <w:pPr>
+        <w:pStyle w:val="ListParagraph"/>
+        <w:numPr>
+          <w:ilvl w:val="0"/>
+          <w:numId w:val="1"/>
+        </w:numPr>
+        <w:spacing w:lineRule="exact" w:line="268" w:before="0" w:after="60"/>
+        <w:rPr/>
+      </w:pPr>
+      <w:r>
+        <w:rPr>
+          <w:rFonts w:eastAsia="Calibri" w:cs="Calibri"/>
+          <w:b/>
+          <w:bCs/>
+          <w:i w:val="false"/>
+          <w:iCs w:val="false"/>
+          <w:color w:val="1A1A1A"/>
+          <w:sz w:val="20"/>
+          <w:szCs w:val="20"/>
+        </w:rPr>
+        <w:t xml:space="preserve">A website that converts. </w:t>
+      </w:r>
+      <w:r>
+        <w:rPr>
+          <w:rFonts w:eastAsia="Calibri" w:cs="Calibri"/>
+          <w:b w:val="false"/>
+          <w:bCs w:val="false"/>
+          <w:i w:val="false"/>
+          <w:iCs w:val="false"/>
+          <w:color w:val="1A1A1A"/>
+          <w:sz w:val="20"/>
+          <w:szCs w:val="20"/>
+        </w:rPr>
+        <w:t>A referrer visiting your site should find, in seconds: who you serve, what levels of care you offer, which payers you take, and a single, obvious way to make a referral or reach intake. Put your intake number and a short referral form where they cannot miss them.</w:t>
+      </w:r>
+    </w:p>
+    <w:p>
+      <w:pPr>
+        <w:pStyle w:val="ListParagraph"/>
+        <w:numPr>
+          <w:ilvl w:val="0"/>
+          <w:numId w:val="1"/>
+        </w:numPr>
+        <w:spacing w:lineRule="exact" w:line="268" w:before="0" w:after="60"/>
+        <w:rPr/>
+      </w:pPr>
+      <w:r>
+        <w:rPr>
+          <w:rFonts w:eastAsia="Calibri" w:cs="Calibri"/>
+          <w:b/>
+          <w:bCs/>
+          <w:i w:val="false"/>
+          <w:iCs w:val="false"/>
+          <w:color w:val="1A1A1A"/>
+          <w:sz w:val="20"/>
+          <w:szCs w:val="20"/>
+        </w:rPr>
+        <w:t xml:space="preserve">Reputation management. </w:t>
+      </w:r>
+      <w:r>
+        <w:rPr>
+          <w:rFonts w:eastAsia="Calibri" w:cs="Calibri"/>
+          <w:b w:val="false"/>
+          <w:bCs w:val="false"/>
+          <w:i w:val="false"/>
+          <w:iCs w:val="false"/>
+          <w:color w:val="1A1A1A"/>
+          <w:sz w:val="20"/>
+          <w:szCs w:val="20"/>
+        </w:rPr>
+        <w:t>Monitor your reviews, respond with professionalism and without ever confirming anyone was a client, and ask satisfied clients and families — appropriately — to share their experience. A thoughtful presence signals a safe place to send people.</w:t>
+      </w:r>
+    </w:p>
+    <w:p>
+      <w:pPr>
+        <w:pStyle w:val="Normal"/>
+        <w:keepNext w:val="true"/>
+        <w:spacing w:before="220" w:after="90"/>
+        <w:rPr/>
+      </w:pPr>
+      <w:r>
+        <w:rPr>
+          <w:rFonts w:eastAsia="Calibri" w:cs="Calibri"/>
+          <w:b/>
+          <w:bCs/>
+          <w:i w:val="false"/>
+          <w:iCs w:val="false"/>
+          <w:color w:val="1F3A5F"/>
+          <w:sz w:val="26"/>
+          <w:szCs w:val="26"/>
+        </w:rPr>
+        <w:t>Part 20 — Measuring What Matters</w:t>
+      </w:r>
+    </w:p>
+    <w:p>
+      <w:pPr>
+        <w:pStyle w:val="Normal"/>
+        <w:spacing w:lineRule="exact" w:line="268" w:before="0" w:after="110"/>
+        <w:jc w:val="start"/>
+        <w:rPr/>
+      </w:pPr>
+      <w:r>
+        <w:rPr>
+          <w:rFonts w:eastAsia="Calibri" w:cs="Calibri"/>
+          <w:b w:val="false"/>
+          <w:bCs w:val="false"/>
+          <w:i w:val="false"/>
+          <w:iCs w:val="false"/>
+          <w:color w:val="1A1A1A"/>
+          <w:sz w:val="20"/>
+          <w:szCs w:val="20"/>
+        </w:rPr>
+        <w:t>You cannot grow what you do not track. A simple referral scoreboard, reviewed monthly, tells you which sources to invest in and where clients are falling out of the pipeline. You do not need software — a spreadsheet will do — but you do need to look at it consistently.</w:t>
+      </w:r>
+    </w:p>
+    <w:p>
+      <w:pPr>
+        <w:pStyle w:val="ListParagraph"/>
+        <w:numPr>
+          <w:ilvl w:val="0"/>
+          <w:numId w:val="1"/>
+        </w:numPr>
+        <w:spacing w:lineRule="exact" w:line="268" w:before="0" w:after="60"/>
+        <w:rPr/>
+      </w:pPr>
+      <w:r>
+        <w:rPr>
+          <w:rFonts w:eastAsia="Calibri" w:cs="Calibri"/>
+          <w:b/>
+          <w:bCs/>
+          <w:i w:val="false"/>
+          <w:iCs w:val="false"/>
+          <w:color w:val="1A1A1A"/>
+          <w:sz w:val="20"/>
+          <w:szCs w:val="20"/>
+        </w:rPr>
+        <w:t xml:space="preserve">Referrals in, by source. </w:t>
+      </w:r>
+      <w:r>
+        <w:rPr>
+          <w:rFonts w:eastAsia="Calibri" w:cs="Calibri"/>
+          <w:b w:val="false"/>
+          <w:bCs w:val="false"/>
+          <w:i w:val="false"/>
+          <w:iCs w:val="false"/>
+          <w:color w:val="1A1A1A"/>
+          <w:sz w:val="20"/>
+          <w:szCs w:val="20"/>
+        </w:rPr>
+        <w:t>Count how many clients each source sends. The pattern tells you where to spend your relationship time.</w:t>
+      </w:r>
+    </w:p>
+    <w:p>
+      <w:pPr>
+        <w:pStyle w:val="ListParagraph"/>
+        <w:numPr>
+          <w:ilvl w:val="0"/>
+          <w:numId w:val="1"/>
+        </w:numPr>
+        <w:spacing w:lineRule="exact" w:line="268" w:before="0" w:after="60"/>
+        <w:rPr/>
+      </w:pPr>
+      <w:r>
+        <w:rPr>
+          <w:rFonts w:eastAsia="Calibri" w:cs="Calibri"/>
+          <w:b/>
+          <w:bCs/>
+          <w:i w:val="false"/>
+          <w:iCs w:val="false"/>
+          <w:color w:val="1A1A1A"/>
+          <w:sz w:val="20"/>
+          <w:szCs w:val="20"/>
+        </w:rPr>
+        <w:t xml:space="preserve">Conversion rate. </w:t>
+      </w:r>
+      <w:r>
+        <w:rPr>
+          <w:rFonts w:eastAsia="Calibri" w:cs="Calibri"/>
+          <w:b w:val="false"/>
+          <w:bCs w:val="false"/>
+          <w:i w:val="false"/>
+          <w:iCs w:val="false"/>
+          <w:color w:val="1A1A1A"/>
+          <w:sz w:val="20"/>
+          <w:szCs w:val="20"/>
+        </w:rPr>
+        <w:t>Of the people referred, how many actually admitted or attended? A low rate points to intake friction or slow response.</w:t>
+      </w:r>
+    </w:p>
+    <w:p>
+      <w:pPr>
+        <w:pStyle w:val="ListParagraph"/>
+        <w:numPr>
+          <w:ilvl w:val="0"/>
+          <w:numId w:val="1"/>
+        </w:numPr>
+        <w:spacing w:lineRule="exact" w:line="268" w:before="0" w:after="60"/>
+        <w:rPr/>
+      </w:pPr>
+      <w:r>
+        <w:rPr>
+          <w:rFonts w:eastAsia="Calibri" w:cs="Calibri"/>
+          <w:b/>
+          <w:bCs/>
+          <w:i w:val="false"/>
+          <w:iCs w:val="false"/>
+          <w:color w:val="1A1A1A"/>
+          <w:sz w:val="20"/>
+          <w:szCs w:val="20"/>
+        </w:rPr>
+        <w:t xml:space="preserve">Time to first contact and to admission. </w:t>
+      </w:r>
+      <w:r>
+        <w:rPr>
+          <w:rFonts w:eastAsia="Calibri" w:cs="Calibri"/>
+          <w:b w:val="false"/>
+          <w:bCs w:val="false"/>
+          <w:i w:val="false"/>
+          <w:iCs w:val="false"/>
+          <w:color w:val="1A1A1A"/>
+          <w:sz w:val="20"/>
+          <w:szCs w:val="20"/>
+        </w:rPr>
+        <w:t>Track your speed. Faster response is the single strongest lever on conversion.</w:t>
+      </w:r>
+    </w:p>
+    <w:p>
+      <w:pPr>
+        <w:pStyle w:val="ListParagraph"/>
+        <w:numPr>
+          <w:ilvl w:val="0"/>
+          <w:numId w:val="1"/>
+        </w:numPr>
+        <w:spacing w:lineRule="exact" w:line="268" w:before="0" w:after="60"/>
+        <w:rPr/>
+      </w:pPr>
+      <w:r>
+        <w:rPr>
+          <w:rFonts w:eastAsia="Calibri" w:cs="Calibri"/>
+          <w:b/>
+          <w:bCs/>
+          <w:i w:val="false"/>
+          <w:iCs w:val="false"/>
+          <w:color w:val="1A1A1A"/>
+          <w:sz w:val="20"/>
+          <w:szCs w:val="20"/>
+        </w:rPr>
+        <w:t xml:space="preserve">Engagement / completion. </w:t>
+      </w:r>
+      <w:r>
+        <w:rPr>
+          <w:rFonts w:eastAsia="Calibri" w:cs="Calibri"/>
+          <w:b w:val="false"/>
+          <w:bCs w:val="false"/>
+          <w:i w:val="false"/>
+          <w:iCs w:val="false"/>
+          <w:color w:val="1A1A1A"/>
+          <w:sz w:val="20"/>
+          <w:szCs w:val="20"/>
+        </w:rPr>
+        <w:t>Do referred clients stay and progress? This is what referrers ultimately judge you on.</w:t>
+      </w:r>
+    </w:p>
+    <w:p>
+      <w:pPr>
+        <w:pStyle w:val="ListParagraph"/>
+        <w:numPr>
+          <w:ilvl w:val="0"/>
+          <w:numId w:val="1"/>
+        </w:numPr>
+        <w:spacing w:lineRule="exact" w:line="268" w:before="0" w:after="60"/>
+        <w:rPr/>
+      </w:pPr>
+      <w:r>
+        <w:rPr>
+          <w:rFonts w:eastAsia="Calibri" w:cs="Calibri"/>
+          <w:b/>
+          <w:bCs/>
+          <w:i w:val="false"/>
+          <w:iCs w:val="false"/>
+          <w:color w:val="1A1A1A"/>
+          <w:sz w:val="20"/>
+          <w:szCs w:val="20"/>
+        </w:rPr>
+        <w:t xml:space="preserve">Loop-closure rate. </w:t>
+      </w:r>
+      <w:r>
+        <w:rPr>
+          <w:rFonts w:eastAsia="Calibri" w:cs="Calibri"/>
+          <w:b w:val="false"/>
+          <w:bCs w:val="false"/>
+          <w:i w:val="false"/>
+          <w:iCs w:val="false"/>
+          <w:color w:val="1A1A1A"/>
+          <w:sz w:val="20"/>
+          <w:szCs w:val="20"/>
+        </w:rPr>
+        <w:t>How often did you actually report back to the referrer (with consent)? This predicts your repeat referrals better than almost anything else.</w:t>
+      </w:r>
+    </w:p>
+    <w:tbl>
+      <w:tblPr>
+        <w:tblW w:w="9360" w:type="dxa"/>
+        <w:jc w:val="start"/>
+        <w:tblInd w:w="0" w:type="dxa"/>
+        <w:tblLayout w:type="fixed"/>
+        <w:tblCellMar>
+          <w:top w:w="120" w:type="dxa"/>
+          <w:start w:w="160" w:type="dxa"/>
+          <w:bottom w:w="120" w:type="dxa"/>
+          <w:end w:w="160" w:type="dxa"/>
+        </w:tblCellMar>
+      </w:tblPr>
+      <w:tblGrid>
+        <w:gridCol w:w="9360"/>
+      </w:tblGrid>
+      <w:tr>
+        <w:trPr/>
+        <w:tc>
+          <w:tcPr>
+            <w:tcW w:w="9360" w:type="dxa"/>
+            <w:tcBorders>
+              <w:top w:val="single" w:sz="6" w:space="0" w:color="D8B37A"/>
+              <w:start w:val="single" w:sz="6" w:space="0" w:color="D8B37A"/>
+              <w:bottom w:val="single" w:sz="6" w:space="0" w:color="D8B37A"/>
+              <w:end w:val="single" w:sz="6" w:space="0" w:color="D8B37A"/>
+            </w:tcBorders>
+            <w:shd w:color="auto" w:fill="FBF3E7" w:val="clear"/>
+          </w:tcPr>
+          <w:p>
+            <w:pPr>
+              <w:pStyle w:val="Normal"/>
+              <w:spacing w:before="0" w:after="40"/>
+              <w:rPr/>
+            </w:pPr>
+            <w:r>
+              <w:rPr>
+                <w:rFonts w:eastAsia="Calibri" w:cs="Calibri"/>
+                <w:b/>
+                <w:bCs/>
+                <w:i w:val="false"/>
+                <w:iCs w:val="false"/>
+                <w:color w:val="8A5A1A"/>
+                <w:sz w:val="19"/>
+                <w:szCs w:val="19"/>
+              </w:rPr>
+              <w:t>Run a monthly referral review</w:t>
+            </w:r>
+          </w:p>
+          <w:p>
+            <w:pPr>
+              <w:pStyle w:val="Normal"/>
+              <w:spacing w:lineRule="exact" w:line="264" w:before="0" w:after="0"/>
+              <w:rPr/>
+            </w:pPr>
+            <w:r>
+              <w:rPr>
+                <w:rFonts w:eastAsia="Calibri" w:cs="Calibri"/>
+                <w:b w:val="false"/>
+                <w:bCs w:val="false"/>
+                <w:i w:val="false"/>
+                <w:iCs w:val="false"/>
+                <w:color w:val="1A1A1A"/>
+                <w:sz w:val="19"/>
+                <w:szCs w:val="19"/>
+              </w:rPr>
+              <w:t>Once a month, spend thirty minutes with your scoreboard. Which three sources sent the most? Which went quiet, and why? Where are clients dropping out — inquiry, intake, or engagement? Pick one number to improve next month. Consistency here is what compounds into a full, steady caseload.</w:t>
+            </w:r>
+          </w:p>
+        </w:tc>
+      </w:tr>
+    </w:tbl>
+    <w:p>
+      <w:pPr>
+        <w:pStyle w:val="Normal"/>
+        <w:keepNext w:val="true"/>
+        <w:spacing w:before="220" w:after="90"/>
+        <w:rPr/>
+      </w:pPr>
+      <w:r>
+        <w:rPr>
+          <w:rFonts w:eastAsia="Calibri" w:cs="Calibri"/>
+          <w:b/>
+          <w:bCs/>
+          <w:i w:val="false"/>
+          <w:iCs w:val="false"/>
+          <w:color w:val="1F3A5F"/>
+          <w:sz w:val="26"/>
+          <w:szCs w:val="26"/>
+        </w:rPr>
+        <w:t>Part 21 — Be the Provider Who Takes the Hard Referrals</w:t>
+      </w:r>
+    </w:p>
+    <w:p>
+      <w:pPr>
+        <w:pStyle w:val="Normal"/>
+        <w:spacing w:lineRule="exact" w:line="268" w:before="0" w:after="110"/>
+        <w:jc w:val="start"/>
+        <w:rPr/>
+      </w:pPr>
+      <w:r>
+        <w:rPr>
+          <w:rFonts w:eastAsia="Calibri" w:cs="Calibri"/>
+          <w:b w:val="false"/>
+          <w:bCs w:val="false"/>
+          <w:i w:val="false"/>
+          <w:iCs w:val="false"/>
+          <w:color w:val="1A1A1A"/>
+          <w:sz w:val="20"/>
+          <w:szCs w:val="20"/>
+        </w:rPr>
+        <w:t>Every referral source has a short list of clients they struggle to place: co-occurring mental health and substance use, complex medication needs, prior treatment failures, justice involvement, limited English, no insurance, or challenging behavior. The provider willing and able to take those clients — safely and well — becomes the one everyone calls first, because you solve the problem that keeps coordinators up at night.</w:t>
+      </w:r>
+    </w:p>
+    <w:p>
+      <w:pPr>
+        <w:pStyle w:val="ListParagraph"/>
+        <w:numPr>
+          <w:ilvl w:val="0"/>
+          <w:numId w:val="1"/>
+        </w:numPr>
+        <w:spacing w:lineRule="exact" w:line="268" w:before="0" w:after="60"/>
+        <w:rPr/>
+      </w:pPr>
+      <w:r>
+        <w:rPr>
+          <w:rFonts w:eastAsia="Calibri" w:cs="Calibri"/>
+          <w:b/>
+          <w:bCs/>
+          <w:i w:val="false"/>
+          <w:iCs w:val="false"/>
+          <w:color w:val="1A1A1A"/>
+          <w:sz w:val="20"/>
+          <w:szCs w:val="20"/>
+        </w:rPr>
+        <w:t xml:space="preserve">Say yes to co-occurring. </w:t>
+      </w:r>
+      <w:r>
+        <w:rPr>
+          <w:rFonts w:eastAsia="Calibri" w:cs="Calibri"/>
+          <w:b w:val="false"/>
+          <w:bCs w:val="false"/>
+          <w:i w:val="false"/>
+          <w:iCs w:val="false"/>
+          <w:color w:val="1A1A1A"/>
+          <w:sz w:val="20"/>
+          <w:szCs w:val="20"/>
+        </w:rPr>
+        <w:t>Clients rarely have just one condition. Being genuinely able to treat co-occurring mental health and substance use disorders together — or to coordinate seamlessly with a partner who covers the other side — removes the most common reason a referral gets declined elsewhere.</w:t>
+      </w:r>
+    </w:p>
+    <w:p>
+      <w:pPr>
+        <w:pStyle w:val="ListParagraph"/>
+        <w:numPr>
+          <w:ilvl w:val="0"/>
+          <w:numId w:val="1"/>
+        </w:numPr>
+        <w:spacing w:lineRule="exact" w:line="268" w:before="0" w:after="60"/>
+        <w:rPr/>
+      </w:pPr>
+      <w:r>
+        <w:rPr>
+          <w:rFonts w:eastAsia="Calibri" w:cs="Calibri"/>
+          <w:b/>
+          <w:bCs/>
+          <w:i w:val="false"/>
+          <w:iCs w:val="false"/>
+          <w:color w:val="1A1A1A"/>
+          <w:sz w:val="20"/>
+          <w:szCs w:val="20"/>
+        </w:rPr>
+        <w:t xml:space="preserve">Have a clear, fast answer for complex cases. </w:t>
+      </w:r>
+      <w:r>
+        <w:rPr>
+          <w:rFonts w:eastAsia="Calibri" w:cs="Calibri"/>
+          <w:b w:val="false"/>
+          <w:bCs w:val="false"/>
+          <w:i w:val="false"/>
+          <w:iCs w:val="false"/>
+          <w:color w:val="1A1A1A"/>
+          <w:sz w:val="20"/>
+          <w:szCs w:val="20"/>
+        </w:rPr>
+        <w:t>When you cannot take a client, say so immediately and, wherever possible, point the referrer to who can. A fast, helpful no protects the relationship and often brings the next, easier referral straight back to you.</w:t>
+      </w:r>
+    </w:p>
+    <w:p>
+      <w:pPr>
+        <w:pStyle w:val="ListParagraph"/>
+        <w:numPr>
+          <w:ilvl w:val="0"/>
+          <w:numId w:val="1"/>
+        </w:numPr>
+        <w:spacing w:lineRule="exact" w:line="268" w:before="0" w:after="60"/>
+        <w:rPr/>
+      </w:pPr>
+      <w:r>
+        <w:rPr>
+          <w:rFonts w:eastAsia="Calibri" w:cs="Calibri"/>
+          <w:b/>
+          <w:bCs/>
+          <w:i w:val="false"/>
+          <w:iCs w:val="false"/>
+          <w:color w:val="1A1A1A"/>
+          <w:sz w:val="20"/>
+          <w:szCs w:val="20"/>
+        </w:rPr>
+        <w:t xml:space="preserve">Build the capacity that makes 'yes' possible. </w:t>
+      </w:r>
+      <w:r>
+        <w:rPr>
+          <w:rFonts w:eastAsia="Calibri" w:cs="Calibri"/>
+          <w:b w:val="false"/>
+          <w:bCs w:val="false"/>
+          <w:i w:val="false"/>
+          <w:iCs w:val="false"/>
+          <w:color w:val="1A1A1A"/>
+          <w:sz w:val="20"/>
+          <w:szCs w:val="20"/>
+        </w:rPr>
+        <w:t>Staff training, medication support, language access, and warm partnerships with complementary providers are what let you accept the referrals others turn away. Each capability you add opens a new stream of clients.</w:t>
+      </w:r>
+    </w:p>
+    <w:tbl>
+      <w:tblPr>
+        <w:tblW w:w="9360" w:type="dxa"/>
+        <w:jc w:val="start"/>
+        <w:tblInd w:w="0" w:type="dxa"/>
+        <w:tblLayout w:type="fixed"/>
+        <w:tblCellMar>
+          <w:top w:w="120" w:type="dxa"/>
+          <w:start w:w="160" w:type="dxa"/>
+          <w:bottom w:w="120" w:type="dxa"/>
+          <w:end w:w="160" w:type="dxa"/>
+        </w:tblCellMar>
+      </w:tblPr>
+      <w:tblGrid>
+        <w:gridCol w:w="9360"/>
+      </w:tblGrid>
+      <w:tr>
+        <w:trPr/>
+        <w:tc>
+          <w:tcPr>
+            <w:tcW w:w="9360" w:type="dxa"/>
+            <w:tcBorders>
+              <w:top w:val="single" w:sz="6" w:space="0" w:color="D8B37A"/>
+              <w:start w:val="single" w:sz="6" w:space="0" w:color="D8B37A"/>
+              <w:bottom w:val="single" w:sz="6" w:space="0" w:color="D8B37A"/>
+              <w:end w:val="single" w:sz="6" w:space="0" w:color="D8B37A"/>
+            </w:tcBorders>
+            <w:shd w:color="auto" w:fill="FBF3E7" w:val="clear"/>
+          </w:tcPr>
+          <w:p>
+            <w:pPr>
+              <w:pStyle w:val="Normal"/>
+              <w:spacing w:before="0" w:after="40"/>
+              <w:rPr/>
+            </w:pPr>
+            <w:r>
+              <w:rPr>
+                <w:rFonts w:eastAsia="Calibri" w:cs="Calibri"/>
+                <w:b/>
+                <w:bCs/>
+                <w:i w:val="false"/>
+                <w:iCs w:val="false"/>
+                <w:color w:val="8A5A1A"/>
+                <w:sz w:val="19"/>
+                <w:szCs w:val="19"/>
+              </w:rPr>
+              <w:t>Reliability on the hard cases is your best marketing</w:t>
+            </w:r>
+          </w:p>
+          <w:p>
+            <w:pPr>
+              <w:pStyle w:val="Normal"/>
+              <w:spacing w:lineRule="exact" w:line="264" w:before="0" w:after="0"/>
+              <w:rPr/>
+            </w:pPr>
+            <w:r>
+              <w:rPr>
+                <w:rFonts w:eastAsia="Calibri" w:cs="Calibri"/>
+                <w:b w:val="false"/>
+                <w:bCs w:val="false"/>
+                <w:i w:val="false"/>
+                <w:iCs w:val="false"/>
+                <w:color w:val="1A1A1A"/>
+                <w:sz w:val="19"/>
+                <w:szCs w:val="19"/>
+              </w:rPr>
+              <w:t>You do not have to take every difficult client — only be honest and fast about which ones you can. The provider who is dependable on the tough placements, and gracious about the ones they must decline, earns a reputation that fills the caseload faster than any advertising.</w:t>
+            </w:r>
+          </w:p>
+        </w:tc>
+      </w:tr>
+    </w:tbl>
+    <w:p>
+      <w:pPr>
+        <w:pStyle w:val="Normal"/>
+        <w:keepNext w:val="true"/>
+        <w:spacing w:before="220" w:after="90"/>
+        <w:rPr/>
+      </w:pPr>
+      <w:r>
+        <w:rPr>
+          <w:rFonts w:eastAsia="Calibri" w:cs="Calibri"/>
+          <w:b/>
+          <w:bCs/>
+          <w:i w:val="false"/>
+          <w:iCs w:val="false"/>
+          <w:color w:val="1F3A5F"/>
+          <w:sz w:val="26"/>
+          <w:szCs w:val="26"/>
+        </w:rPr>
+        <w:t>Part 22 — Benefits &amp; Payer Navigation as a Referral Advantage</w:t>
+      </w:r>
+    </w:p>
+    <w:p>
+      <w:pPr>
+        <w:pStyle w:val="Normal"/>
+        <w:spacing w:lineRule="exact" w:line="268" w:before="0" w:after="110"/>
+        <w:jc w:val="start"/>
+        <w:rPr/>
+      </w:pPr>
+      <w:r>
+        <w:rPr>
+          <w:rFonts w:eastAsia="Calibri" w:cs="Calibri"/>
+          <w:b w:val="false"/>
+          <w:bCs w:val="false"/>
+          <w:i w:val="false"/>
+          <w:iCs w:val="false"/>
+          <w:color w:val="1A1A1A"/>
+          <w:sz w:val="20"/>
+          <w:szCs w:val="20"/>
+        </w:rPr>
+        <w:t>One of the quietest reasons a referral falls apart is the insurance and benefits maze. Clients get referred, then get stuck on eligibility, verification, authorization, or cost — and disappear. The provider who takes that burden off the client and the referrer wins the referral and keeps it.</w:t>
+      </w:r>
+    </w:p>
+    <w:p>
+      <w:pPr>
+        <w:pStyle w:val="ListParagraph"/>
+        <w:numPr>
+          <w:ilvl w:val="0"/>
+          <w:numId w:val="1"/>
+        </w:numPr>
+        <w:spacing w:lineRule="exact" w:line="268" w:before="0" w:after="60"/>
+        <w:rPr/>
+      </w:pPr>
+      <w:r>
+        <w:rPr>
+          <w:rFonts w:eastAsia="Calibri" w:cs="Calibri"/>
+          <w:b/>
+          <w:bCs/>
+          <w:i w:val="false"/>
+          <w:iCs w:val="false"/>
+          <w:color w:val="1A1A1A"/>
+          <w:sz w:val="20"/>
+          <w:szCs w:val="20"/>
+        </w:rPr>
+        <w:t xml:space="preserve">Verify benefits fast. </w:t>
+      </w:r>
+      <w:r>
+        <w:rPr>
+          <w:rFonts w:eastAsia="Calibri" w:cs="Calibri"/>
+          <w:b w:val="false"/>
+          <w:bCs w:val="false"/>
+          <w:i w:val="false"/>
+          <w:iCs w:val="false"/>
+          <w:color w:val="1A1A1A"/>
+          <w:sz w:val="20"/>
+          <w:szCs w:val="20"/>
+        </w:rPr>
+        <w:t>A quick, clear verification of coverage — what is covered, what it costs, what is authorized — keeps a referral from stalling. Referrers remember the provider who gives them a straight answer the same day.</w:t>
+      </w:r>
+    </w:p>
+    <w:p>
+      <w:pPr>
+        <w:pStyle w:val="ListParagraph"/>
+        <w:numPr>
+          <w:ilvl w:val="0"/>
+          <w:numId w:val="1"/>
+        </w:numPr>
+        <w:spacing w:lineRule="exact" w:line="268" w:before="0" w:after="60"/>
+        <w:rPr/>
+      </w:pPr>
+      <w:r>
+        <w:rPr>
+          <w:rFonts w:eastAsia="Calibri" w:cs="Calibri"/>
+          <w:b/>
+          <w:bCs/>
+          <w:i w:val="false"/>
+          <w:iCs w:val="false"/>
+          <w:color w:val="1A1A1A"/>
+          <w:sz w:val="20"/>
+          <w:szCs w:val="20"/>
+        </w:rPr>
+        <w:t xml:space="preserve">Help with enrollment. </w:t>
+      </w:r>
+      <w:r>
+        <w:rPr>
+          <w:rFonts w:eastAsia="Calibri" w:cs="Calibri"/>
+          <w:b w:val="false"/>
+          <w:bCs w:val="false"/>
+          <w:i w:val="false"/>
+          <w:iCs w:val="false"/>
+          <w:color w:val="1A1A1A"/>
+          <w:sz w:val="20"/>
+          <w:szCs w:val="20"/>
+        </w:rPr>
+        <w:t>Many referred clients are eligible for Medicaid or a marketplace plan but not enrolled. Helping them apply, or connecting them to help, turns a client who could not pay into one who can — and referrers notice which providers make that happen.</w:t>
+      </w:r>
+    </w:p>
+    <w:p>
+      <w:pPr>
+        <w:pStyle w:val="ListParagraph"/>
+        <w:numPr>
+          <w:ilvl w:val="0"/>
+          <w:numId w:val="1"/>
+        </w:numPr>
+        <w:spacing w:lineRule="exact" w:line="268" w:before="0" w:after="60"/>
+        <w:rPr/>
+      </w:pPr>
+      <w:r>
+        <w:rPr>
+          <w:rFonts w:eastAsia="Calibri" w:cs="Calibri"/>
+          <w:b/>
+          <w:bCs/>
+          <w:i w:val="false"/>
+          <w:iCs w:val="false"/>
+          <w:color w:val="1A1A1A"/>
+          <w:sz w:val="20"/>
+          <w:szCs w:val="20"/>
+        </w:rPr>
+        <w:t xml:space="preserve">Know the options for the uninsured. </w:t>
+      </w:r>
+      <w:r>
+        <w:rPr>
+          <w:rFonts w:eastAsia="Calibri" w:cs="Calibri"/>
+          <w:b w:val="false"/>
+          <w:bCs w:val="false"/>
+          <w:i w:val="false"/>
+          <w:iCs w:val="false"/>
+          <w:color w:val="1A1A1A"/>
+          <w:sz w:val="20"/>
+          <w:szCs w:val="20"/>
+        </w:rPr>
+        <w:t>Understand public and grant funding, sliding-scale options, and single-case agreements in your area so you rarely have to turn someone away purely over payment. Being resourceful about coverage is itself a referral magnet.</w:t>
+      </w:r>
+    </w:p>
+    <w:p>
+      <w:pPr>
+        <w:pStyle w:val="ListParagraph"/>
+        <w:numPr>
+          <w:ilvl w:val="0"/>
+          <w:numId w:val="1"/>
+        </w:numPr>
+        <w:spacing w:lineRule="exact" w:line="268" w:before="0" w:after="60"/>
+        <w:rPr/>
+      </w:pPr>
+      <w:r>
+        <w:rPr>
+          <w:rFonts w:eastAsia="Calibri" w:cs="Calibri"/>
+          <w:b/>
+          <w:bCs/>
+          <w:i w:val="false"/>
+          <w:iCs w:val="false"/>
+          <w:color w:val="1A1A1A"/>
+          <w:sz w:val="20"/>
+          <w:szCs w:val="20"/>
+        </w:rPr>
+        <w:t xml:space="preserve">Be transparent about cost. </w:t>
+      </w:r>
+      <w:r>
+        <w:rPr>
+          <w:rFonts w:eastAsia="Calibri" w:cs="Calibri"/>
+          <w:b w:val="false"/>
+          <w:bCs w:val="false"/>
+          <w:i w:val="false"/>
+          <w:iCs w:val="false"/>
+          <w:color w:val="1A1A1A"/>
+          <w:sz w:val="20"/>
+          <w:szCs w:val="20"/>
+        </w:rPr>
+        <w:t>Clear, honest information about what a client will owe builds trust with families and referrers alike, and prevents the surprise bills that damage reputations and referral relationships.</w:t>
+      </w:r>
+    </w:p>
+    <w:p>
+      <w:pPr>
+        <w:pStyle w:val="Normal"/>
+        <w:keepNext w:val="true"/>
+        <w:spacing w:before="220" w:after="90"/>
+        <w:rPr/>
+      </w:pPr>
+      <w:r>
+        <w:rPr>
+          <w:rFonts w:eastAsia="Calibri" w:cs="Calibri"/>
+          <w:b/>
+          <w:bCs/>
+          <w:i w:val="false"/>
+          <w:iCs w:val="false"/>
+          <w:color w:val="1F3A5F"/>
+          <w:sz w:val="26"/>
+          <w:szCs w:val="26"/>
+        </w:rPr>
+        <w:t>Part 23 — Ready-to-Use Outreach Scripts</w:t>
+      </w:r>
+    </w:p>
+    <w:p>
+      <w:pPr>
+        <w:pStyle w:val="Normal"/>
+        <w:spacing w:lineRule="exact" w:line="268" w:before="0" w:after="110"/>
+        <w:jc w:val="start"/>
+        <w:rPr/>
+      </w:pPr>
+      <w:r>
+        <w:rPr>
+          <w:rFonts w:eastAsia="Calibri" w:cs="Calibri"/>
+          <w:b w:val="false"/>
+          <w:bCs w:val="false"/>
+          <w:i w:val="false"/>
+          <w:iCs w:val="false"/>
+          <w:color w:val="1A1A1A"/>
+          <w:sz w:val="20"/>
+          <w:szCs w:val="20"/>
+        </w:rPr>
+        <w:t>Adapt these to your program and your voice. They are starting points for the conversations that build referral relationships — keep them short, specific, and focused on the other person's problem, never on your brochure.</w:t>
+      </w:r>
+    </w:p>
+    <w:p>
+      <w:pPr>
+        <w:pStyle w:val="Normal"/>
+        <w:keepNext w:val="true"/>
+        <w:spacing w:before="140" w:after="60"/>
+        <w:rPr/>
+      </w:pPr>
+      <w:r>
+        <w:rPr>
+          <w:rFonts w:eastAsia="Calibri" w:cs="Calibri"/>
+          <w:b/>
+          <w:bCs/>
+          <w:i w:val="false"/>
+          <w:iCs w:val="false"/>
+          <w:color w:val="3E5871"/>
+          <w:sz w:val="21"/>
+          <w:szCs w:val="21"/>
+        </w:rPr>
+        <w:t>Voicemail for a discharge planner or care coordinator</w:t>
+      </w:r>
+    </w:p>
+    <w:p>
+      <w:pPr>
+        <w:pStyle w:val="Normal"/>
+        <w:spacing w:lineRule="exact" w:line="268" w:before="0" w:after="110"/>
+        <w:jc w:val="start"/>
+        <w:rPr/>
+      </w:pPr>
+      <w:r>
+        <w:rPr>
+          <w:rFonts w:eastAsia="Calibri" w:cs="Calibri"/>
+          <w:b w:val="false"/>
+          <w:bCs w:val="false"/>
+          <w:i w:val="false"/>
+          <w:iCs w:val="false"/>
+          <w:color w:val="1A1A1A"/>
+          <w:sz w:val="20"/>
+          <w:szCs w:val="20"/>
+        </w:rPr>
+        <w:t>Hi [name], this is [your name] with [program], a licensed [level of care] provider in [area]. I know you sometimes need a provider who can accept a referral quickly and keep you in the loop — that's what we do. Our intake line reaches a live person at [number], and we respond the same day. I'd love to be a resource for the placements that are hardest for you. Thank you for the work you do.</w:t>
+      </w:r>
+    </w:p>
+    <w:p>
+      <w:pPr>
+        <w:pStyle w:val="Normal"/>
+        <w:keepNext w:val="true"/>
+        <w:spacing w:before="140" w:after="60"/>
+        <w:rPr/>
+      </w:pPr>
+      <w:r>
+        <w:rPr>
+          <w:rFonts w:eastAsia="Calibri" w:cs="Calibri"/>
+          <w:b/>
+          <w:bCs/>
+          <w:i w:val="false"/>
+          <w:iCs w:val="false"/>
+          <w:color w:val="3E5871"/>
+          <w:sz w:val="21"/>
+          <w:szCs w:val="21"/>
+        </w:rPr>
+        <w:t>Introduction email to a hospital or ED social worker</w:t>
+      </w:r>
+    </w:p>
+    <w:p>
+      <w:pPr>
+        <w:pStyle w:val="Normal"/>
+        <w:spacing w:lineRule="exact" w:line="268" w:before="0" w:after="110"/>
+        <w:jc w:val="start"/>
+        <w:rPr/>
+      </w:pPr>
+      <w:r>
+        <w:rPr>
+          <w:rFonts w:eastAsia="Calibri" w:cs="Calibri"/>
+          <w:b w:val="false"/>
+          <w:bCs w:val="false"/>
+          <w:i w:val="false"/>
+          <w:iCs w:val="false"/>
+          <w:color w:val="1A1A1A"/>
+          <w:sz w:val="20"/>
+          <w:szCs w:val="20"/>
+        </w:rPr>
+        <w:t>Subject: A fast, reliable [level of care] option for your discharges. Hi [name] — I'm [name] with [program]. We accept referrals the same day, take [who you serve well, including co-occurring], and we're in-network with [payers]. When you have a client who's ready to discharge and hard to place, we'd like to be the call you can count on. Our intake is [number / email], and I've attached a one-page summary. Could I stop by for fifteen minutes to learn what's hardest for your team to place right now?</w:t>
+      </w:r>
+    </w:p>
+    <w:p>
+      <w:pPr>
+        <w:pStyle w:val="Normal"/>
+        <w:keepNext w:val="true"/>
+        <w:spacing w:before="140" w:after="60"/>
+        <w:rPr/>
+      </w:pPr>
+      <w:r>
+        <w:rPr>
+          <w:rFonts w:eastAsia="Calibri" w:cs="Calibri"/>
+          <w:b/>
+          <w:bCs/>
+          <w:i w:val="false"/>
+          <w:iCs w:val="false"/>
+          <w:color w:val="3E5871"/>
+          <w:sz w:val="21"/>
+          <w:szCs w:val="21"/>
+        </w:rPr>
+        <w:t>Email to a drug-court or accountability-court coordinator</w:t>
+      </w:r>
+    </w:p>
+    <w:p>
+      <w:pPr>
+        <w:pStyle w:val="Normal"/>
+        <w:spacing w:lineRule="exact" w:line="268" w:before="0" w:after="110"/>
+        <w:jc w:val="start"/>
+        <w:rPr/>
+      </w:pPr>
+      <w:r>
+        <w:rPr>
+          <w:rFonts w:eastAsia="Calibri" w:cs="Calibri"/>
+          <w:b w:val="false"/>
+          <w:bCs w:val="false"/>
+          <w:i w:val="false"/>
+          <w:iCs w:val="false"/>
+          <w:color w:val="1A1A1A"/>
+          <w:sz w:val="20"/>
+          <w:szCs w:val="20"/>
+        </w:rPr>
+        <w:t>Subject: Reliable reporting and open spots for your participants. Hi [name] — I'm [name] with [program]. We work with justice-involved clients and understand the reporting you rely on — attendance, screens, and progress, promptly and within consent. We currently have openings and would welcome the chance to support your participants. What's the best way to receive a referral from your program, and what reporting format works best for you?</w:t>
+      </w:r>
+    </w:p>
+    <w:p>
+      <w:pPr>
+        <w:pStyle w:val="Normal"/>
+        <w:keepNext w:val="true"/>
+        <w:spacing w:before="140" w:after="60"/>
+        <w:rPr/>
+      </w:pPr>
+      <w:r>
+        <w:rPr>
+          <w:rFonts w:eastAsia="Calibri" w:cs="Calibri"/>
+          <w:b/>
+          <w:bCs/>
+          <w:i w:val="false"/>
+          <w:iCs w:val="false"/>
+          <w:color w:val="3E5871"/>
+          <w:sz w:val="21"/>
+          <w:szCs w:val="21"/>
+        </w:rPr>
+        <w:t>The reconnect script (for a source that went quiet)</w:t>
+      </w:r>
+    </w:p>
+    <w:p>
+      <w:pPr>
+        <w:pStyle w:val="Normal"/>
+        <w:spacing w:lineRule="exact" w:line="268" w:before="0" w:after="110"/>
+        <w:jc w:val="start"/>
+        <w:rPr/>
+      </w:pPr>
+      <w:r>
+        <w:rPr>
+          <w:rFonts w:eastAsia="Calibri" w:cs="Calibri"/>
+          <w:b w:val="false"/>
+          <w:bCs w:val="false"/>
+          <w:i w:val="false"/>
+          <w:iCs w:val="false"/>
+          <w:color w:val="1A1A1A"/>
+          <w:sz w:val="20"/>
+          <w:szCs w:val="20"/>
+        </w:rPr>
+        <w:t>Hi [name], it's [name] with [program]. It's been a little while — I wanted to check in, let you know we have current openings for [who you serve], and ask how referrals have been going on your end. Is there a type of client that's been hard for you to place lately? We'd love to help.</w:t>
+      </w:r>
+    </w:p>
+    <w:tbl>
+      <w:tblPr>
+        <w:tblW w:w="9360" w:type="dxa"/>
+        <w:jc w:val="start"/>
+        <w:tblInd w:w="0" w:type="dxa"/>
+        <w:tblLayout w:type="fixed"/>
+        <w:tblCellMar>
+          <w:top w:w="120" w:type="dxa"/>
+          <w:start w:w="160" w:type="dxa"/>
+          <w:bottom w:w="120" w:type="dxa"/>
+          <w:end w:w="160" w:type="dxa"/>
+        </w:tblCellMar>
+      </w:tblPr>
+      <w:tblGrid>
+        <w:gridCol w:w="9360"/>
+      </w:tblGrid>
+      <w:tr>
+        <w:trPr/>
+        <w:tc>
+          <w:tcPr>
+            <w:tcW w:w="9360" w:type="dxa"/>
+            <w:tcBorders>
+              <w:top w:val="single" w:sz="6" w:space="0" w:color="D8B37A"/>
+              <w:start w:val="single" w:sz="6" w:space="0" w:color="D8B37A"/>
+              <w:bottom w:val="single" w:sz="6" w:space="0" w:color="D8B37A"/>
+              <w:end w:val="single" w:sz="6" w:space="0" w:color="D8B37A"/>
+            </w:tcBorders>
+            <w:shd w:color="auto" w:fill="FBF3E7" w:val="clear"/>
+          </w:tcPr>
+          <w:p>
+            <w:pPr>
+              <w:pStyle w:val="Normal"/>
+              <w:spacing w:before="0" w:after="40"/>
+              <w:rPr/>
+            </w:pPr>
+            <w:r>
+              <w:rPr>
+                <w:rFonts w:eastAsia="Calibri" w:cs="Calibri"/>
+                <w:b/>
+                <w:bCs/>
+                <w:i w:val="false"/>
+                <w:iCs w:val="false"/>
+                <w:color w:val="8A5A1A"/>
+                <w:sz w:val="19"/>
+                <w:szCs w:val="19"/>
+              </w:rPr>
+              <w:t>Referral-readiness checklist</w:t>
+            </w:r>
+          </w:p>
+          <w:p>
+            <w:pPr>
+              <w:pStyle w:val="Normal"/>
+              <w:spacing w:lineRule="exact" w:line="264" w:before="0" w:after="0"/>
+              <w:rPr/>
+            </w:pPr>
+            <w:r>
+              <w:rPr>
+                <w:rFonts w:eastAsia="Calibri" w:cs="Calibri"/>
+                <w:b w:val="false"/>
+                <w:bCs w:val="false"/>
+                <w:i w:val="false"/>
+                <w:iCs w:val="false"/>
+                <w:color w:val="1A1A1A"/>
+                <w:sz w:val="19"/>
+                <w:szCs w:val="19"/>
+              </w:rPr>
+              <w:t>Before you launch outreach, make sure a referral that arrives today would go smoothly: a live person answers intake during your stated hours; you can verify benefits and give a yes/no quickly; your openings are current everywhere they're listed; you have a one-pager ready to send; and you have a simple way to close the loop with the referrer. Fix any gap here first — outreach that generates referrals you can't smoothly accept damages the relationships you're trying to build.</w:t>
+            </w:r>
+          </w:p>
+        </w:tc>
+      </w:tr>
+    </w:tbl>
     <w:p>
       <w:pPr>
         <w:pStyle w:val="Normal"/>
@@ -11361,6 +12794,595 @@
         <w:tc>
           <w:tcPr>
             <w:tcW w:w="3801" w:type="dxa"/>
+            <w:tcBorders>
+              <w:top w:val="single" w:sz="4" w:space="0" w:color="9DB1C7"/>
+              <w:start w:val="single" w:sz="4" w:space="0" w:color="9DB1C7"/>
+              <w:bottom w:val="single" w:sz="4" w:space="0" w:color="9DB1C7"/>
+              <w:end w:val="single" w:sz="4" w:space="0" w:color="9DB1C7"/>
+            </w:tcBorders>
+            <w:tcMar>
+              <w:top w:w="55" w:type="dxa"/>
+              <w:bottom w:w="55" w:type="dxa"/>
+            </w:tcMar>
+          </w:tcPr>
+          <w:p>
+            <w:pPr>
+              <w:pStyle w:val="Normal"/>
+              <w:spacing w:lineRule="exact" w:line="268" w:before="0" w:after="0"/>
+              <w:jc w:val="start"/>
+              <w:rPr/>
+            </w:pPr>
+            <w:r>
+              <w:rPr/>
+            </w:r>
+          </w:p>
+        </w:tc>
+      </w:tr>
+    </w:tbl>
+    <w:p>
+      <w:pPr>
+        <w:pStyle w:val="Normal"/>
+        <w:keepNext w:val="true"/>
+        <w:shd w:val="clear" w:fill="1F3A5F"/>
+        <w:spacing w:before="40" w:after="100"/>
+        <w:rPr/>
+      </w:pPr>
+      <w:r>
+        <w:rPr>
+          <w:rFonts w:eastAsia="Calibri" w:cs="Calibri"/>
+          <w:b/>
+          <w:bCs/>
+          <w:i w:val="false"/>
+          <w:iCs w:val="false"/>
+          <w:color w:val="FFFFFF"/>
+          <w:sz w:val="22"/>
+          <w:szCs w:val="22"/>
+        </w:rPr>
+        <w:t xml:space="preserve">  </w:t>
+      </w:r>
+      <w:r>
+        <w:rPr>
+          <w:rFonts w:eastAsia="Calibri" w:cs="Calibri"/>
+          <w:b/>
+          <w:bCs/>
+          <w:i w:val="false"/>
+          <w:iCs w:val="false"/>
+          <w:color w:val="FFFFFF"/>
+          <w:sz w:val="22"/>
+          <w:szCs w:val="22"/>
+        </w:rPr>
+        <w:t xml:space="preserve">Template: Monthly Referral Tracking Log  </w:t>
+      </w:r>
+    </w:p>
+    <w:p>
+      <w:pPr>
+        <w:pStyle w:val="Normal"/>
+        <w:spacing w:lineRule="exact" w:line="268" w:before="0" w:after="110"/>
+        <w:jc w:val="start"/>
+        <w:rPr/>
+      </w:pPr>
+      <w:r>
+        <w:rPr>
+          <w:rFonts w:eastAsia="Calibri" w:cs="Calibri"/>
+          <w:b w:val="false"/>
+          <w:bCs w:val="false"/>
+          <w:i w:val="false"/>
+          <w:iCs w:val="false"/>
+          <w:color w:val="1A1A1A"/>
+          <w:sz w:val="20"/>
+          <w:szCs w:val="20"/>
+        </w:rPr>
+        <w:t>Keep a simple running log — a spreadsheet is fine. One row per referral; review the totals each month (Part 20).</w:t>
+      </w:r>
+    </w:p>
+    <w:tbl>
+      <w:tblPr>
+        <w:tblW w:w="9360" w:type="dxa"/>
+        <w:jc w:val="start"/>
+        <w:tblInd w:w="0" w:type="dxa"/>
+        <w:tblLayout w:type="fixed"/>
+        <w:tblCellMar>
+          <w:top w:w="60" w:type="dxa"/>
+          <w:start w:w="100" w:type="dxa"/>
+          <w:bottom w:w="60" w:type="dxa"/>
+          <w:end w:w="100" w:type="dxa"/>
+        </w:tblCellMar>
+      </w:tblPr>
+      <w:tblGrid>
+        <w:gridCol w:w="2600"/>
+        <w:gridCol w:w="3899"/>
+        <w:gridCol w:w="2861"/>
+      </w:tblGrid>
+      <w:tr>
+        <w:trPr>
+          <w:tblHeader w:val="true"/>
+        </w:trPr>
+        <w:tc>
+          <w:tcPr>
+            <w:tcW w:w="2600" w:type="dxa"/>
+            <w:tcBorders>
+              <w:top w:val="single" w:sz="4" w:space="0" w:color="9DB1C7"/>
+              <w:start w:val="single" w:sz="4" w:space="0" w:color="9DB1C7"/>
+              <w:bottom w:val="single" w:sz="4" w:space="0" w:color="9DB1C7"/>
+              <w:end w:val="single" w:sz="4" w:space="0" w:color="9DB1C7"/>
+            </w:tcBorders>
+            <w:shd w:fill="3E5871" w:val="clear"/>
+          </w:tcPr>
+          <w:p>
+            <w:pPr>
+              <w:pStyle w:val="Normal"/>
+              <w:spacing w:lineRule="exact" w:line="268" w:before="0" w:after="0"/>
+              <w:jc w:val="start"/>
+              <w:rPr/>
+            </w:pPr>
+            <w:r>
+              <w:rPr>
+                <w:rFonts w:eastAsia="Calibri" w:cs="Calibri"/>
+                <w:b/>
+                <w:bCs/>
+                <w:i w:val="false"/>
+                <w:iCs w:val="false"/>
+                <w:color w:val="FFFFFF"/>
+                <w:sz w:val="17"/>
+                <w:szCs w:val="17"/>
+              </w:rPr>
+              <w:t>Date &amp; referral source</w:t>
+            </w:r>
+          </w:p>
+        </w:tc>
+        <w:tc>
+          <w:tcPr>
+            <w:tcW w:w="3899" w:type="dxa"/>
+            <w:tcBorders>
+              <w:top w:val="single" w:sz="4" w:space="0" w:color="9DB1C7"/>
+              <w:start w:val="single" w:sz="4" w:space="0" w:color="9DB1C7"/>
+              <w:bottom w:val="single" w:sz="4" w:space="0" w:color="9DB1C7"/>
+              <w:end w:val="single" w:sz="4" w:space="0" w:color="9DB1C7"/>
+            </w:tcBorders>
+            <w:shd w:fill="3E5871" w:val="clear"/>
+          </w:tcPr>
+          <w:p>
+            <w:pPr>
+              <w:pStyle w:val="Normal"/>
+              <w:spacing w:lineRule="exact" w:line="268" w:before="0" w:after="0"/>
+              <w:jc w:val="start"/>
+              <w:rPr/>
+            </w:pPr>
+            <w:r>
+              <w:rPr>
+                <w:rFonts w:eastAsia="Calibri" w:cs="Calibri"/>
+                <w:b/>
+                <w:bCs/>
+                <w:i w:val="false"/>
+                <w:iCs w:val="false"/>
+                <w:color w:val="FFFFFF"/>
+                <w:sz w:val="17"/>
+                <w:szCs w:val="17"/>
+              </w:rPr>
+              <w:t>Client initials — outcome (admitted / declined / no-show)</w:t>
+            </w:r>
+          </w:p>
+        </w:tc>
+        <w:tc>
+          <w:tcPr>
+            <w:tcW w:w="2861" w:type="dxa"/>
+            <w:tcBorders>
+              <w:top w:val="single" w:sz="4" w:space="0" w:color="9DB1C7"/>
+              <w:start w:val="single" w:sz="4" w:space="0" w:color="9DB1C7"/>
+              <w:bottom w:val="single" w:sz="4" w:space="0" w:color="9DB1C7"/>
+              <w:end w:val="single" w:sz="4" w:space="0" w:color="9DB1C7"/>
+            </w:tcBorders>
+            <w:shd w:fill="3E5871" w:val="clear"/>
+          </w:tcPr>
+          <w:p>
+            <w:pPr>
+              <w:pStyle w:val="Normal"/>
+              <w:spacing w:lineRule="exact" w:line="268" w:before="0" w:after="0"/>
+              <w:jc w:val="start"/>
+              <w:rPr/>
+            </w:pPr>
+            <w:r>
+              <w:rPr>
+                <w:rFonts w:eastAsia="Calibri" w:cs="Calibri"/>
+                <w:b/>
+                <w:bCs/>
+                <w:i w:val="false"/>
+                <w:iCs w:val="false"/>
+                <w:color w:val="FFFFFF"/>
+                <w:sz w:val="17"/>
+                <w:szCs w:val="17"/>
+              </w:rPr>
+              <w:t>Time to contact — loop closed? (Y/N)</w:t>
+            </w:r>
+          </w:p>
+        </w:tc>
+      </w:tr>
+      <w:tr>
+        <w:trPr/>
+        <w:tc>
+          <w:tcPr>
+            <w:tcW w:w="2600" w:type="dxa"/>
+            <w:tcBorders>
+              <w:top w:val="single" w:sz="4" w:space="0" w:color="9DB1C7"/>
+              <w:start w:val="single" w:sz="4" w:space="0" w:color="9DB1C7"/>
+              <w:bottom w:val="single" w:sz="4" w:space="0" w:color="9DB1C7"/>
+              <w:end w:val="single" w:sz="4" w:space="0" w:color="9DB1C7"/>
+            </w:tcBorders>
+            <w:shd w:color="auto" w:fill="EAF0F6" w:val="clear"/>
+            <w:tcMar>
+              <w:top w:w="55" w:type="dxa"/>
+              <w:bottom w:w="55" w:type="dxa"/>
+            </w:tcMar>
+          </w:tcPr>
+          <w:p>
+            <w:pPr>
+              <w:pStyle w:val="Normal"/>
+              <w:spacing w:lineRule="exact" w:line="268" w:before="0" w:after="0"/>
+              <w:jc w:val="start"/>
+              <w:rPr/>
+            </w:pPr>
+            <w:r>
+              <w:rPr/>
+            </w:r>
+          </w:p>
+        </w:tc>
+        <w:tc>
+          <w:tcPr>
+            <w:tcW w:w="3899" w:type="dxa"/>
+            <w:tcBorders>
+              <w:top w:val="single" w:sz="4" w:space="0" w:color="9DB1C7"/>
+              <w:start w:val="single" w:sz="4" w:space="0" w:color="9DB1C7"/>
+              <w:bottom w:val="single" w:sz="4" w:space="0" w:color="9DB1C7"/>
+              <w:end w:val="single" w:sz="4" w:space="0" w:color="9DB1C7"/>
+            </w:tcBorders>
+            <w:tcMar>
+              <w:top w:w="55" w:type="dxa"/>
+              <w:bottom w:w="55" w:type="dxa"/>
+            </w:tcMar>
+          </w:tcPr>
+          <w:p>
+            <w:pPr>
+              <w:pStyle w:val="Normal"/>
+              <w:spacing w:lineRule="exact" w:line="268" w:before="0" w:after="0"/>
+              <w:jc w:val="start"/>
+              <w:rPr/>
+            </w:pPr>
+            <w:r>
+              <w:rPr/>
+            </w:r>
+          </w:p>
+        </w:tc>
+        <w:tc>
+          <w:tcPr>
+            <w:tcW w:w="2861" w:type="dxa"/>
+            <w:tcBorders>
+              <w:top w:val="single" w:sz="4" w:space="0" w:color="9DB1C7"/>
+              <w:start w:val="single" w:sz="4" w:space="0" w:color="9DB1C7"/>
+              <w:bottom w:val="single" w:sz="4" w:space="0" w:color="9DB1C7"/>
+              <w:end w:val="single" w:sz="4" w:space="0" w:color="9DB1C7"/>
+            </w:tcBorders>
+            <w:tcMar>
+              <w:top w:w="55" w:type="dxa"/>
+              <w:bottom w:w="55" w:type="dxa"/>
+            </w:tcMar>
+          </w:tcPr>
+          <w:p>
+            <w:pPr>
+              <w:pStyle w:val="Normal"/>
+              <w:spacing w:lineRule="exact" w:line="268" w:before="0" w:after="0"/>
+              <w:jc w:val="start"/>
+              <w:rPr/>
+            </w:pPr>
+            <w:r>
+              <w:rPr/>
+            </w:r>
+          </w:p>
+        </w:tc>
+      </w:tr>
+      <w:tr>
+        <w:trPr/>
+        <w:tc>
+          <w:tcPr>
+            <w:tcW w:w="2600" w:type="dxa"/>
+            <w:tcBorders>
+              <w:top w:val="single" w:sz="4" w:space="0" w:color="9DB1C7"/>
+              <w:start w:val="single" w:sz="4" w:space="0" w:color="9DB1C7"/>
+              <w:bottom w:val="single" w:sz="4" w:space="0" w:color="9DB1C7"/>
+              <w:end w:val="single" w:sz="4" w:space="0" w:color="9DB1C7"/>
+            </w:tcBorders>
+            <w:shd w:color="auto" w:fill="EAF0F6" w:val="clear"/>
+            <w:tcMar>
+              <w:top w:w="55" w:type="dxa"/>
+              <w:bottom w:w="55" w:type="dxa"/>
+            </w:tcMar>
+          </w:tcPr>
+          <w:p>
+            <w:pPr>
+              <w:pStyle w:val="Normal"/>
+              <w:spacing w:lineRule="exact" w:line="268" w:before="0" w:after="0"/>
+              <w:jc w:val="start"/>
+              <w:rPr/>
+            </w:pPr>
+            <w:r>
+              <w:rPr/>
+            </w:r>
+          </w:p>
+        </w:tc>
+        <w:tc>
+          <w:tcPr>
+            <w:tcW w:w="3899" w:type="dxa"/>
+            <w:tcBorders>
+              <w:top w:val="single" w:sz="4" w:space="0" w:color="9DB1C7"/>
+              <w:start w:val="single" w:sz="4" w:space="0" w:color="9DB1C7"/>
+              <w:bottom w:val="single" w:sz="4" w:space="0" w:color="9DB1C7"/>
+              <w:end w:val="single" w:sz="4" w:space="0" w:color="9DB1C7"/>
+            </w:tcBorders>
+            <w:tcMar>
+              <w:top w:w="55" w:type="dxa"/>
+              <w:bottom w:w="55" w:type="dxa"/>
+            </w:tcMar>
+          </w:tcPr>
+          <w:p>
+            <w:pPr>
+              <w:pStyle w:val="Normal"/>
+              <w:spacing w:lineRule="exact" w:line="268" w:before="0" w:after="0"/>
+              <w:jc w:val="start"/>
+              <w:rPr/>
+            </w:pPr>
+            <w:r>
+              <w:rPr/>
+            </w:r>
+          </w:p>
+        </w:tc>
+        <w:tc>
+          <w:tcPr>
+            <w:tcW w:w="2861" w:type="dxa"/>
+            <w:tcBorders>
+              <w:top w:val="single" w:sz="4" w:space="0" w:color="9DB1C7"/>
+              <w:start w:val="single" w:sz="4" w:space="0" w:color="9DB1C7"/>
+              <w:bottom w:val="single" w:sz="4" w:space="0" w:color="9DB1C7"/>
+              <w:end w:val="single" w:sz="4" w:space="0" w:color="9DB1C7"/>
+            </w:tcBorders>
+            <w:tcMar>
+              <w:top w:w="55" w:type="dxa"/>
+              <w:bottom w:w="55" w:type="dxa"/>
+            </w:tcMar>
+          </w:tcPr>
+          <w:p>
+            <w:pPr>
+              <w:pStyle w:val="Normal"/>
+              <w:spacing w:lineRule="exact" w:line="268" w:before="0" w:after="0"/>
+              <w:jc w:val="start"/>
+              <w:rPr/>
+            </w:pPr>
+            <w:r>
+              <w:rPr/>
+            </w:r>
+          </w:p>
+        </w:tc>
+      </w:tr>
+      <w:tr>
+        <w:trPr/>
+        <w:tc>
+          <w:tcPr>
+            <w:tcW w:w="2600" w:type="dxa"/>
+            <w:tcBorders>
+              <w:top w:val="single" w:sz="4" w:space="0" w:color="9DB1C7"/>
+              <w:start w:val="single" w:sz="4" w:space="0" w:color="9DB1C7"/>
+              <w:bottom w:val="single" w:sz="4" w:space="0" w:color="9DB1C7"/>
+              <w:end w:val="single" w:sz="4" w:space="0" w:color="9DB1C7"/>
+            </w:tcBorders>
+            <w:shd w:color="auto" w:fill="EAF0F6" w:val="clear"/>
+            <w:tcMar>
+              <w:top w:w="55" w:type="dxa"/>
+              <w:bottom w:w="55" w:type="dxa"/>
+            </w:tcMar>
+          </w:tcPr>
+          <w:p>
+            <w:pPr>
+              <w:pStyle w:val="Normal"/>
+              <w:spacing w:lineRule="exact" w:line="268" w:before="0" w:after="0"/>
+              <w:jc w:val="start"/>
+              <w:rPr/>
+            </w:pPr>
+            <w:r>
+              <w:rPr/>
+            </w:r>
+          </w:p>
+        </w:tc>
+        <w:tc>
+          <w:tcPr>
+            <w:tcW w:w="3899" w:type="dxa"/>
+            <w:tcBorders>
+              <w:top w:val="single" w:sz="4" w:space="0" w:color="9DB1C7"/>
+              <w:start w:val="single" w:sz="4" w:space="0" w:color="9DB1C7"/>
+              <w:bottom w:val="single" w:sz="4" w:space="0" w:color="9DB1C7"/>
+              <w:end w:val="single" w:sz="4" w:space="0" w:color="9DB1C7"/>
+            </w:tcBorders>
+            <w:tcMar>
+              <w:top w:w="55" w:type="dxa"/>
+              <w:bottom w:w="55" w:type="dxa"/>
+            </w:tcMar>
+          </w:tcPr>
+          <w:p>
+            <w:pPr>
+              <w:pStyle w:val="Normal"/>
+              <w:spacing w:lineRule="exact" w:line="268" w:before="0" w:after="0"/>
+              <w:jc w:val="start"/>
+              <w:rPr/>
+            </w:pPr>
+            <w:r>
+              <w:rPr/>
+            </w:r>
+          </w:p>
+        </w:tc>
+        <w:tc>
+          <w:tcPr>
+            <w:tcW w:w="2861" w:type="dxa"/>
+            <w:tcBorders>
+              <w:top w:val="single" w:sz="4" w:space="0" w:color="9DB1C7"/>
+              <w:start w:val="single" w:sz="4" w:space="0" w:color="9DB1C7"/>
+              <w:bottom w:val="single" w:sz="4" w:space="0" w:color="9DB1C7"/>
+              <w:end w:val="single" w:sz="4" w:space="0" w:color="9DB1C7"/>
+            </w:tcBorders>
+            <w:tcMar>
+              <w:top w:w="55" w:type="dxa"/>
+              <w:bottom w:w="55" w:type="dxa"/>
+            </w:tcMar>
+          </w:tcPr>
+          <w:p>
+            <w:pPr>
+              <w:pStyle w:val="Normal"/>
+              <w:spacing w:lineRule="exact" w:line="268" w:before="0" w:after="0"/>
+              <w:jc w:val="start"/>
+              <w:rPr/>
+            </w:pPr>
+            <w:r>
+              <w:rPr/>
+            </w:r>
+          </w:p>
+        </w:tc>
+      </w:tr>
+      <w:tr>
+        <w:trPr/>
+        <w:tc>
+          <w:tcPr>
+            <w:tcW w:w="2600" w:type="dxa"/>
+            <w:tcBorders>
+              <w:top w:val="single" w:sz="4" w:space="0" w:color="9DB1C7"/>
+              <w:start w:val="single" w:sz="4" w:space="0" w:color="9DB1C7"/>
+              <w:bottom w:val="single" w:sz="4" w:space="0" w:color="9DB1C7"/>
+              <w:end w:val="single" w:sz="4" w:space="0" w:color="9DB1C7"/>
+            </w:tcBorders>
+            <w:shd w:color="auto" w:fill="EAF0F6" w:val="clear"/>
+            <w:tcMar>
+              <w:top w:w="55" w:type="dxa"/>
+              <w:bottom w:w="55" w:type="dxa"/>
+            </w:tcMar>
+          </w:tcPr>
+          <w:p>
+            <w:pPr>
+              <w:pStyle w:val="Normal"/>
+              <w:spacing w:lineRule="exact" w:line="268" w:before="0" w:after="0"/>
+              <w:jc w:val="start"/>
+              <w:rPr/>
+            </w:pPr>
+            <w:r>
+              <w:rPr/>
+            </w:r>
+          </w:p>
+        </w:tc>
+        <w:tc>
+          <w:tcPr>
+            <w:tcW w:w="3899" w:type="dxa"/>
+            <w:tcBorders>
+              <w:top w:val="single" w:sz="4" w:space="0" w:color="9DB1C7"/>
+              <w:start w:val="single" w:sz="4" w:space="0" w:color="9DB1C7"/>
+              <w:bottom w:val="single" w:sz="4" w:space="0" w:color="9DB1C7"/>
+              <w:end w:val="single" w:sz="4" w:space="0" w:color="9DB1C7"/>
+            </w:tcBorders>
+            <w:tcMar>
+              <w:top w:w="55" w:type="dxa"/>
+              <w:bottom w:w="55" w:type="dxa"/>
+            </w:tcMar>
+          </w:tcPr>
+          <w:p>
+            <w:pPr>
+              <w:pStyle w:val="Normal"/>
+              <w:spacing w:lineRule="exact" w:line="268" w:before="0" w:after="0"/>
+              <w:jc w:val="start"/>
+              <w:rPr/>
+            </w:pPr>
+            <w:r>
+              <w:rPr/>
+            </w:r>
+          </w:p>
+        </w:tc>
+        <w:tc>
+          <w:tcPr>
+            <w:tcW w:w="2861" w:type="dxa"/>
+            <w:tcBorders>
+              <w:top w:val="single" w:sz="4" w:space="0" w:color="9DB1C7"/>
+              <w:start w:val="single" w:sz="4" w:space="0" w:color="9DB1C7"/>
+              <w:bottom w:val="single" w:sz="4" w:space="0" w:color="9DB1C7"/>
+              <w:end w:val="single" w:sz="4" w:space="0" w:color="9DB1C7"/>
+            </w:tcBorders>
+            <w:tcMar>
+              <w:top w:w="55" w:type="dxa"/>
+              <w:bottom w:w="55" w:type="dxa"/>
+            </w:tcMar>
+          </w:tcPr>
+          <w:p>
+            <w:pPr>
+              <w:pStyle w:val="Normal"/>
+              <w:spacing w:lineRule="exact" w:line="268" w:before="0" w:after="0"/>
+              <w:jc w:val="start"/>
+              <w:rPr/>
+            </w:pPr>
+            <w:r>
+              <w:rPr/>
+            </w:r>
+          </w:p>
+        </w:tc>
+      </w:tr>
+      <w:tr>
+        <w:trPr/>
+        <w:tc>
+          <w:tcPr>
+            <w:tcW w:w="2600" w:type="dxa"/>
+            <w:tcBorders>
+              <w:top w:val="single" w:sz="4" w:space="0" w:color="9DB1C7"/>
+              <w:start w:val="single" w:sz="4" w:space="0" w:color="9DB1C7"/>
+              <w:bottom w:val="single" w:sz="4" w:space="0" w:color="9DB1C7"/>
+              <w:end w:val="single" w:sz="4" w:space="0" w:color="9DB1C7"/>
+            </w:tcBorders>
+            <w:shd w:color="auto" w:fill="EAF0F6" w:val="clear"/>
+            <w:tcMar>
+              <w:top w:w="55" w:type="dxa"/>
+              <w:bottom w:w="55" w:type="dxa"/>
+            </w:tcMar>
+          </w:tcPr>
+          <w:p>
+            <w:pPr>
+              <w:pStyle w:val="Normal"/>
+              <w:spacing w:lineRule="exact" w:line="268" w:before="0" w:after="0"/>
+              <w:jc w:val="start"/>
+              <w:rPr/>
+            </w:pPr>
+            <w:r>
+              <w:rPr/>
+            </w:r>
+          </w:p>
+        </w:tc>
+        <w:tc>
+          <w:tcPr>
+            <w:tcW w:w="3899" w:type="dxa"/>
+            <w:tcBorders>
+              <w:top w:val="single" w:sz="4" w:space="0" w:color="9DB1C7"/>
+              <w:start w:val="single" w:sz="4" w:space="0" w:color="9DB1C7"/>
+              <w:bottom w:val="single" w:sz="4" w:space="0" w:color="9DB1C7"/>
+              <w:end w:val="single" w:sz="4" w:space="0" w:color="9DB1C7"/>
+            </w:tcBorders>
+            <w:tcMar>
+              <w:top w:w="55" w:type="dxa"/>
+              <w:bottom w:w="55" w:type="dxa"/>
+            </w:tcMar>
+          </w:tcPr>
+          <w:p>
+            <w:pPr>
+              <w:pStyle w:val="Normal"/>
+              <w:spacing w:lineRule="exact" w:line="268" w:before="0" w:after="0"/>
+              <w:jc w:val="start"/>
+              <w:rPr/>
+            </w:pPr>
+            <w:r>
+              <w:rPr/>
+            </w:r>
+          </w:p>
+        </w:tc>
+        <w:tc>
+          <w:tcPr>
+            <w:tcW w:w="2861" w:type="dxa"/>
             <w:tcBorders>
               <w:top w:val="single" w:sz="4" w:space="0" w:color="9DB1C7"/>
               <w:start w:val="single" w:sz="4" w:space="0" w:color="9DB1C7"/>
@@ -11527,7 +13549,7 @@
     </w:r>
     <w:r>
       <w:rPr/>
-      <w:t>16</w:t>
+      <w:t>19</w:t>
     </w:r>
     <w:r>
       <w:rPr/>
@@ -11572,7 +13594,7 @@
     </w:r>
     <w:r>
       <w:rPr/>
-      <w:t>16</w:t>
+      <w:t>19</w:t>
     </w:r>
     <w:r>
       <w:rPr/>
